--- a/期中報告/參考資料/學長姐/軟體專利期中作業-M11509931 張貝綺.docx
+++ b/期中報告/參考資料/學長姐/軟體專利期中作業-M11509931 張貝綺.docx
@@ -672,24 +672,15 @@
           <w:sz w:val="28"/>
           <w:szCs w:val="28"/>
         </w:rPr>
-        <w:t>使用上會有些麻煩。</w:t>
-      </w:r>
-      <w:r>
-        <w:rPr>
-          <w:rFonts w:ascii="標楷體" w:eastAsia="標楷體" w:hAnsi="標楷體" w:hint="eastAsia"/>
-          <w:sz w:val="28"/>
-          <w:szCs w:val="28"/>
-          <w:lang w:eastAsia="zh-HK"/>
-        </w:rPr>
-        <w:t>若於安全</w:t>
-      </w:r>
-      <w:r>
-        <w:rPr>
-          <w:rFonts w:ascii="標楷體" w:eastAsia="標楷體" w:hAnsi="標楷體" w:hint="eastAsia"/>
-          <w:sz w:val="28"/>
-          <w:szCs w:val="28"/>
-        </w:rPr>
-        <w:t>帽</w:t>
+        <w:t>使用上會有些麻煩</w:t>
+      </w:r>
+      <w:r>
+        <w:rPr>
+          <w:rFonts w:ascii="標楷體" w:eastAsia="標楷體" w:hAnsi="標楷體" w:hint="eastAsia"/>
+          <w:sz w:val="28"/>
+          <w:szCs w:val="28"/>
+        </w:rPr>
+        <w:t>。另外，電子零件放在</w:t>
       </w:r>
       <w:proofErr w:type="gramStart"/>
       <w:r>
@@ -697,9 +688,8 @@
           <w:rFonts w:ascii="標楷體" w:eastAsia="標楷體" w:hAnsi="標楷體" w:hint="eastAsia"/>
           <w:sz w:val="28"/>
           <w:szCs w:val="28"/>
-          <w:lang w:eastAsia="zh-HK"/>
-        </w:rPr>
-        <w:t>外側加置</w:t>
+        </w:rPr>
+        <w:t>帽殼裡</w:t>
       </w:r>
       <w:proofErr w:type="gramEnd"/>
       <w:r>
@@ -708,60 +698,24 @@
           <w:sz w:val="28"/>
           <w:szCs w:val="28"/>
         </w:rPr>
-        <w:t>一般的感應器，</w:t>
-      </w:r>
-      <w:r>
-        <w:rPr>
-          <w:rFonts w:ascii="標楷體" w:eastAsia="標楷體" w:hAnsi="標楷體" w:hint="eastAsia"/>
-          <w:sz w:val="28"/>
-          <w:szCs w:val="28"/>
-          <w:lang w:eastAsia="zh-HK"/>
-        </w:rPr>
-        <w:t>則會造成安全</w:t>
-      </w:r>
-      <w:r>
-        <w:rPr>
-          <w:rFonts w:ascii="標楷體" w:eastAsia="標楷體" w:hAnsi="標楷體" w:hint="eastAsia"/>
-          <w:sz w:val="28"/>
-          <w:szCs w:val="28"/>
-        </w:rPr>
-        <w:t>帽</w:t>
-      </w:r>
-      <w:r>
-        <w:rPr>
-          <w:rFonts w:ascii="標楷體" w:eastAsia="標楷體" w:hAnsi="標楷體" w:hint="eastAsia"/>
-          <w:sz w:val="28"/>
-          <w:szCs w:val="28"/>
-          <w:lang w:eastAsia="zh-HK"/>
-        </w:rPr>
-        <w:t>體積變大不易收納</w:t>
-      </w:r>
-      <w:r>
-        <w:rPr>
-          <w:rFonts w:ascii="標楷體" w:eastAsia="標楷體" w:hAnsi="標楷體" w:hint="eastAsia"/>
-          <w:sz w:val="28"/>
-          <w:szCs w:val="28"/>
-        </w:rPr>
-        <w:t>。另外，電子零件放在</w:t>
-      </w:r>
-      <w:proofErr w:type="gramStart"/>
-      <w:r>
-        <w:rPr>
-          <w:rFonts w:ascii="標楷體" w:eastAsia="標楷體" w:hAnsi="標楷體" w:hint="eastAsia"/>
-          <w:sz w:val="28"/>
-          <w:szCs w:val="28"/>
-        </w:rPr>
-        <w:t>帽殼裡</w:t>
-      </w:r>
-      <w:proofErr w:type="gramEnd"/>
-      <w:r>
-        <w:rPr>
-          <w:rFonts w:ascii="標楷體" w:eastAsia="標楷體" w:hAnsi="標楷體" w:hint="eastAsia"/>
-          <w:sz w:val="28"/>
-          <w:szCs w:val="28"/>
-        </w:rPr>
         <w:t>的位置也很重要，不能因此影響安全帽原本的保護功能。</w:t>
       </w:r>
+    </w:p>
+    <w:p>
+      <w:pPr>
+        <w:pStyle w:val="a4"/>
+        <w:adjustRightInd w:val="0"/>
+        <w:snapToGrid w:val="0"/>
+        <w:spacing w:line="440" w:lineRule="exact"/>
+        <w:ind w:firstLineChars="233" w:firstLine="652"/>
+        <w:rPr>
+          <w:rFonts w:ascii="標楷體" w:eastAsia="標楷體" w:hAnsi="標楷體" w:hint="eastAsia"/>
+          <w:sz w:val="28"/>
+          <w:szCs w:val="28"/>
+        </w:rPr>
+      </w:pPr>
+      <w:bookmarkStart w:id="0" w:name="_GoBack"/>
+      <w:bookmarkEnd w:id="0"/>
     </w:p>
     <w:p>
       <w:pPr>
@@ -1223,52 +1177,44 @@
           <w:sz w:val="28"/>
           <w:szCs w:val="28"/>
         </w:rPr>
-        <w:t xml:space="preserve"> 兩個透鏡會調整光線射出與反射回來的方向。兩條光線路徑</w:t>
-      </w:r>
-      <w:r>
-        <w:rPr>
-          <w:rFonts w:ascii="標楷體" w:eastAsia="標楷體" w:hAnsi="標楷體" w:hint="eastAsia"/>
-          <w:sz w:val="28"/>
-          <w:szCs w:val="28"/>
+        <w:t xml:space="preserve"> 兩個透鏡會調整光線射出與反射回來的方向。兩條光線路徑重疊的地方，就是實際的感應範圍，這個範圍</w:t>
+      </w:r>
+      <w:r>
+        <w:rPr>
+          <w:rFonts w:ascii="標楷體" w:eastAsia="標楷體" w:hAnsi="標楷體" w:hint="eastAsia"/>
+          <w:sz w:val="28"/>
+          <w:szCs w:val="28"/>
+          <w:lang w:eastAsia="zh-HK"/>
+        </w:rPr>
+        <w:t>為</w:t>
+      </w:r>
+      <w:r>
+        <w:rPr>
+          <w:rFonts w:ascii="標楷體" w:eastAsia="標楷體" w:hAnsi="標楷體" w:hint="eastAsia"/>
+          <w:sz w:val="28"/>
+          <w:szCs w:val="28"/>
+        </w:rPr>
+        <w:t>在安全帽</w:t>
+      </w:r>
+      <w:proofErr w:type="gramStart"/>
+      <w:r>
+        <w:rPr>
+          <w:rFonts w:ascii="標楷體" w:eastAsia="標楷體" w:hAnsi="標楷體" w:hint="eastAsia"/>
+          <w:sz w:val="28"/>
+          <w:szCs w:val="28"/>
+          <w:lang w:eastAsia="zh-HK"/>
+        </w:rPr>
+        <w:t>腔</w:t>
+      </w:r>
+      <w:proofErr w:type="gramEnd"/>
+      <w:r>
+        <w:rPr>
+          <w:rFonts w:ascii="標楷體" w:eastAsia="標楷體" w:hAnsi="標楷體" w:hint="eastAsia"/>
+          <w:sz w:val="28"/>
+          <w:szCs w:val="28"/>
+          <w:lang w:eastAsia="zh-HK"/>
         </w:rPr>
         <w:lastRenderedPageBreak/>
-        <w:t>重疊的地方，就是實際的感應範圍，這個範圍</w:t>
-      </w:r>
-      <w:r>
-        <w:rPr>
-          <w:rFonts w:ascii="標楷體" w:eastAsia="標楷體" w:hAnsi="標楷體" w:hint="eastAsia"/>
-          <w:sz w:val="28"/>
-          <w:szCs w:val="28"/>
-          <w:lang w:eastAsia="zh-HK"/>
-        </w:rPr>
-        <w:t>為</w:t>
-      </w:r>
-      <w:r>
-        <w:rPr>
-          <w:rFonts w:ascii="標楷體" w:eastAsia="標楷體" w:hAnsi="標楷體" w:hint="eastAsia"/>
-          <w:sz w:val="28"/>
-          <w:szCs w:val="28"/>
-        </w:rPr>
-        <w:t>在安全帽</w:t>
-      </w:r>
-      <w:proofErr w:type="gramStart"/>
-      <w:r>
-        <w:rPr>
-          <w:rFonts w:ascii="標楷體" w:eastAsia="標楷體" w:hAnsi="標楷體" w:hint="eastAsia"/>
-          <w:sz w:val="28"/>
-          <w:szCs w:val="28"/>
-          <w:lang w:eastAsia="zh-HK"/>
-        </w:rPr>
-        <w:t>腔</w:t>
-      </w:r>
-      <w:proofErr w:type="gramEnd"/>
-      <w:r>
-        <w:rPr>
-          <w:rFonts w:ascii="標楷體" w:eastAsia="標楷體" w:hAnsi="標楷體" w:hint="eastAsia"/>
-          <w:sz w:val="28"/>
-          <w:szCs w:val="28"/>
-          <w:lang w:eastAsia="zh-HK"/>
-        </w:rPr>
         <w:t>體內</w:t>
       </w:r>
       <w:r>
@@ -3408,17 +3354,7 @@
           <w:sz w:val="28"/>
           <w:szCs w:val="28"/>
         </w:rPr>
-        <w:t>1. 經濟部智慧財產局，發明專利公報</w:t>
-      </w:r>
-      <w:bookmarkStart w:id="0" w:name="_GoBack"/>
-      <w:bookmarkEnd w:id="0"/>
-      <w:r>
-        <w:rPr>
-          <w:rFonts w:ascii="標楷體" w:eastAsia="標楷體" w:hAnsi="標楷體" w:hint="eastAsia"/>
-          <w:sz w:val="28"/>
-          <w:szCs w:val="28"/>
-        </w:rPr>
-        <w:t>，證書號 I940262，智慧安全帽，公告日 2026 年 9 月 21 日。</w:t>
+        <w:t>1. 經濟部智慧財產局，發明專利公報，證書號 I940262，智慧安全帽，公告日 2026 年 9 月 21 日。</w:t>
       </w:r>
     </w:p>
     <w:p>
@@ -5750,7 +5686,7 @@
 </file>
 
 <file path=customXml/itemProps1.xml><?xml version="1.0" encoding="utf-8"?>
-<ds:datastoreItem xmlns:ds="http://schemas.openxmlformats.org/officeDocument/2006/customXml" ds:itemID="{232B7DEF-2D9D-47A7-9F6B-476CC1AA616D}">
+<ds:datastoreItem xmlns:ds="http://schemas.openxmlformats.org/officeDocument/2006/customXml" ds:itemID="{459FAB77-2576-4498-A1C8-2D3A5800E471}">
   <ds:schemaRefs>
     <ds:schemaRef ds:uri="http://schemas.openxmlformats.org/officeDocument/2006/bibliography"/>
   </ds:schemaRefs>
